--- a/papers/_sources/rope_two_axioms_weinberg.docx
+++ b/papers/_sources/rope_two_axioms_weinberg.docx
@@ -61,23 +61,6 @@
           <w:szCs w:val="20"/>
         </w:rPr>
         <w:t xml:space="preserve">Global Networking Practice, NTT DATA, Charlotte, NC  ·  palmer100@gmail.com</w:t>
-      </w:r>
-    </w:p>
-    <w:p>
-      <w:pPr>
-        <w:spacing w:after="120" w:before="0" w:line="276"/>
-        <w:jc w:val="center"/>
-      </w:pPr>
-      <w:r>
-        <w:rPr>
-          <w:rFonts w:ascii="Times New Roman" w:cs="Times New Roman" w:eastAsia="Times New Roman" w:hAnsi="Times New Roman"/>
-          <w:i/>
-          <w:iCs/>
-          <w:color w:val="666666"/>
-          <w:sz w:val="18"/>
-          <w:szCs w:val="18"/>
-        </w:rPr>
-        <w:t xml:space="preserve">Programme credit: the core Rope Hypothesis is due to Bill Gaede; this work develops and formalises it.</w:t>
       </w:r>
     </w:p>
     <w:p>
@@ -459,6 +442,7 @@
         </w:tc>
       </w:tr>
     </w:tbl>
+    <w:p/>
     <w:p>
       <w:pPr>
         <w:spacing w:after="80"/>
@@ -471,21 +455,10 @@
         <w:t xml:space="preserve"/>
       </w:r>
     </w:p>
-    <w:p>
-      <w:pPr>
-        <w:spacing w:after="160" w:before="0" w:line="276"/>
-        <w:jc w:val="both"/>
-      </w:pPr>
-      <w:r>
-        <w:rPr>
-          <w:rFonts w:ascii="Times New Roman" w:cs="Times New Roman" w:eastAsia="Times New Roman" w:hAnsi="Times New Roman"/>
-          <w:i/>
-          <w:iCs/>
-          <w:color w:val="666666"/>
-          <w:sz w:val="20"/>
-          <w:szCs w:val="20"/>
-        </w:rPr>
-        <w:t xml:space="preserve">Programme credit: the core Rope Hypothesis is due to Bill Gaede. Computational collaboration and drafting by Claude (Anthropic). Correspondence to palmer100@gmail.com.</w:t>
+    <w:p/>
+    <w:p>
+      <w:r>
+        <w:t>Programme credit: the core Rope Hypothesis is due to Bill Gaede; this work develops and formalises it. Computational collaboration and drafting by Claude (Anthropic). Correspondence to palmer100@gmail.com.</w:t>
       </w:r>
     </w:p>
     <w:sectPr>

--- a/papers/_sources/rope_two_axioms_weinberg.docx
+++ b/papers/_sources/rope_two_axioms_weinberg.docx
@@ -45,7 +45,7 @@
           <w:sz w:val="22"/>
           <w:szCs w:val="22"/>
         </w:rPr>
-        <w:t xml:space="preserve">Mark Palmer  ·  with computational collaboration by Claude (Anthropic)</w:t>
+        <w:t xml:space="preserve">Mark Palmer · with computational collaboration by Claude (Anthropic)</w:t>
       </w:r>
     </w:p>
     <w:p>
@@ -60,7 +60,7 @@
           <w:sz w:val="20"/>
           <w:szCs w:val="20"/>
         </w:rPr>
-        <w:t xml:space="preserve">Global Networking Practice, NTT DATA, Charlotte, NC  ·  palmer100@gmail.com</w:t>
+        <w:t xml:space="preserve">Charlotte, NC · palmer100@gmail.com</w:t>
       </w:r>
     </w:p>
     <w:p>

--- a/papers/_sources/rope_two_axioms_weinberg.docx
+++ b/papers/_sources/rope_two_axioms_weinberg.docx
@@ -88,6 +88,20 @@
           <w:szCs w:val="22"/>
         </w:rPr>
         <w:t xml:space="preserve"/>
+      </w:r>
+    </w:p>
+    <w:p>
+      <w:pPr>
+        <w:spacing w:after="160" w:before="0" w:line="276"/>
+        <w:jc w:val="both"/>
+      </w:pPr>
+      <w:r>
+        <w:rPr>
+          <w:rFonts w:ascii="Times New Roman" w:cs="Times New Roman" w:eastAsia="Times New Roman" w:hAnsi="Times New Roman"/>
+          <w:sz w:val="24"/>
+          <w:szCs w:val="24"/>
+        </w:rPr>
+        <w:t xml:space="preserve">Naming note (5 September 2026). This programme is now the Mesh Programme and the theory it develops the mesh framework; 'the rope framework' in earlier revisions reads 'the mesh framework'. 'Rope' remains the name of the two-strand wound object, and the Rope Hypothesis credited to Bill Gaede keeps its name. Identifiers (repository, rope_solver, file names, claim IDs) are unchanged.</w:t>
       </w:r>
     </w:p>
     <w:p>
@@ -206,7 +220,7 @@
                 <w:sz w:val="22"/>
                 <w:szCs w:val="22"/>
               </w:rPr>
-              <w:t xml:space="preserve">NOT CLAIMED: that these inputs uniquely force 1/(3√2). Uniqueness is Open; the ~2% gap persists. Status: Modeled (Conjecture).</w:t>
+              <w:t xml:space="preserve">NOT CLAIMED: that these inputs uniquely force 1/(3√2). Uniqueness is Open; the ~2% gap persists. Status: DEMOTED 5 September 2026 (KOIDE-WEINBERG, EW-001) to a KEPT COINCIDENCE; this paper's own 'uniqueness is Open' is the first of three named choice points. See the Disposition section.</w:t>
             </w:r>
           </w:p>
         </w:tc>
@@ -347,6 +361,95 @@
           <w:szCs w:val="24"/>
         </w:rPr>
         <w:t xml:space="preserve">The predicted sin²θ_W = 1/(3√2) = 0.2357 differs from the measured 0.23122 by about 1.94%. It is close, and its form is suggestive, but it is NOT exact, and the test suite pins it explicitly as a ‘soft external input’ — the value that, when fed into the lepton-mass relation instead of the measured angle, breaks it. This is therefore a geometric conjecture of the right magnitude, not a precision derivation, and the ~2% gap is the known weak link of the electroweak sector.</w:t>
+      </w:r>
+    </w:p>
+    <w:p>
+      <w:pPr>
+        <w:pStyle w:val="Heading1"/>
+        <w:spacing w:after="140" w:before="320"/>
+      </w:pPr>
+      <w:r>
+        <w:rPr>
+          <w:rFonts w:ascii="Times New Roman" w:cs="Times New Roman" w:eastAsia="Times New Roman" w:hAnsi="Times New Roman"/>
+          <w:b/>
+          <w:bCs/>
+          <w:color w:val="1F3864"/>
+          <w:sz w:val="28"/>
+          <w:szCs w:val="28"/>
+        </w:rPr>
+        <w:t xml:space="preserve">Disposition (5 September 2026): demoted to a kept coincidence</w:t>
+      </w:r>
+    </w:p>
+    <w:p>
+      <w:pPr>
+        <w:spacing w:after="160" w:before="0" w:line="276"/>
+        <w:jc w:val="both"/>
+      </w:pPr>
+      <w:r>
+        <w:rPr>
+          <w:rFonts w:ascii="Times New Roman" w:cs="Times New Roman" w:eastAsia="Times New Roman" w:hAnsi="Times New Roman"/>
+          <w:b/>
+          <w:bCs/>
+          <w:sz w:val="24"/>
+          <w:szCs w:val="24"/>
+        </w:rPr>
+        <w:t xml:space="preserve">Verdict. </w:t>
+      </w:r>
+      <w:r>
+        <w:rPr>
+          <w:rFonts w:ascii="Times New Roman" w:cs="Times New Roman" w:eastAsia="Times New Roman" w:hAnsi="Times New Roman"/>
+          <w:sz w:val="24"/>
+          <w:szCs w:val="24"/>
+        </w:rPr>
+        <w:t xml:space="preserve">Commission KOIDE-WEINBERG (ITEM 6d) executed the derivation-or-demotion this paper's status line deferred. Under FND-088's protocol (require a dependency path from registered objects to the number, with every choice point listed, before looking at the target) the chain 'three dimensions supply the 3, two strands supply the √2' has three choice points on its face: (1) the combination rule, why 1/(3·√2) rather than 1/√6, 1/3², √2/3 or 1/(3+√2), which the two-axioms paper itself records as 'uniqueness is Open'; (2) the quantity, why sin²θ_W carries the geometric number rather than sin θ_W, tan²θ_W or g′/g; (3) the multiplicative reading of the two factors, for which the Hopf route supplies transparency but no forcing mechanism. A chain with choice points is a conjecture whose choices are now named. The registered verdict is EW-DEMOTE: EW-001 leaves Conjecture grade and is kept as a coincidence. Full record: analysis/KOIDE_WEINBERG_results.md.</w:t>
+      </w:r>
+    </w:p>
+    <w:p>
+      <w:pPr>
+        <w:spacing w:after="160" w:before="0" w:line="276"/>
+        <w:jc w:val="both"/>
+      </w:pPr>
+      <w:r>
+        <w:rPr>
+          <w:rFonts w:ascii="Times New Roman" w:cs="Times New Roman" w:eastAsia="Times New Roman" w:hAnsi="Times New Roman"/>
+          <w:b/>
+          <w:bCs/>
+          <w:sz w:val="24"/>
+          <w:szCs w:val="24"/>
+        </w:rPr>
+        <w:t xml:space="preserve">The renormalization point, fixed before re-reading. </w:t>
+      </w:r>
+      <w:r>
+        <w:rPr>
+          <w:rFonts w:ascii="Times New Roman" w:cs="Times New Roman" w:eastAsia="Times New Roman" w:hAnsi="Times New Roman"/>
+          <w:sz w:val="24"/>
+          <w:szCs w:val="24"/>
+        </w:rPr>
+        <w:t xml:space="preserve">A scale-free geometric number can be compared to exactly one renormalization point. The registered comparison, 0.23122 (the MS-bar value at M_Z), was locked before the comparison was re-read; against it the estimate is 1.94% off. The low-Q² effective angle (about 0.238) was displayed alongside and never adjudicated against: the estimate is 0.97% from it. A number within one to two percent of whichever point one picks is what a coincidence at that level looks like, and running or threshold effects are not invoked to close the gap.</w:t>
+      </w:r>
+    </w:p>
+    <w:p>
+      <w:pPr>
+        <w:spacing w:after="160" w:before="0" w:line="276"/>
+        <w:jc w:val="both"/>
+      </w:pPr>
+      <w:r>
+        <w:rPr>
+          <w:rFonts w:ascii="Times New Roman" w:cs="Times New Roman" w:eastAsia="Times New Roman" w:hAnsi="Times New Roman"/>
+          <w:b/>
+          <w:bCs/>
+          <w:sz w:val="24"/>
+          <w:szCs w:val="24"/>
+        </w:rPr>
+        <w:t xml:space="preserve">What stands. </w:t>
+      </w:r>
+      <w:r>
+        <w:rPr>
+          <w:rFonts w:ascii="Times New Roman" w:cs="Times New Roman" w:eastAsia="Times New Roman" w:hAnsi="Times New Roman"/>
+          <w:sz w:val="24"/>
+          <w:szCs w:val="24"/>
+        </w:rPr>
+        <w:t xml:space="preserve">The two structural readings (three dimensions, two strands) stand as readings; the 1.94% gap stands as measured; the test-suite pin stands. What is withdrawn is the word 'estimate' as a claim about the electroweak sector: the corpus holds no derived Weinberg angle. The companion lepton-mass relation (PM-001) was demoted in the same commission on independent grounds (its sensitivity to this angle is 71: a 1.94% change in the input moves the muon-to-electron mass ratio by a factor 7.8), which closes the coupled inconsistency the corpus carried between the two entries.</w:t>
       </w:r>
     </w:p>
     <w:tbl>
@@ -408,7 +511,7 @@
                 <w:sz w:val="22"/>
                 <w:szCs w:val="22"/>
               </w:rPr>
-              <w:t xml:space="preserve">1/(3√2) from two structural inputs — Modeled (Conjecture).</w:t>
+              <w:t xml:space="preserve">1/(3√2) from two structural inputs: DEMOTED to a kept coincidence (EW-001, 5 September 2026); the two inputs stand as readings, not as a derivation.</w:t>
             </w:r>
           </w:p>
           <w:p>
